--- a/Dokumentálás.docx
+++ b/Dokumentálás.docx
@@ -10,14 +10,12 @@
           <w:rStyle w:val="Kiemels2"/>
         </w:rPr>
       </w:pPr>
-      <w:proofErr w:type="spellStart"/>
       <w:r>
         <w:rPr>
           <w:rStyle w:val="Kiemels2"/>
         </w:rPr>
         <w:t>Pz_Vcs</w:t>
       </w:r>
-      <w:proofErr w:type="spellEnd"/>
     </w:p>
     <w:p/>
     <w:p>
@@ -48,31 +46,7 @@
     </w:p>
     <w:p>
       <w:r>
-        <w:t xml:space="preserve">  -weboldal </w:t>
-      </w:r>
-      <w:proofErr w:type="spellStart"/>
-      <w:r>
-        <w:t>javitasa</w:t>
-      </w:r>
-      <w:proofErr w:type="spellEnd"/>
-      <w:r>
-        <w:t xml:space="preserve"> (</w:t>
-      </w:r>
-      <w:proofErr w:type="spellStart"/>
-      <w:r>
-        <w:t>hibas</w:t>
-      </w:r>
-      <w:proofErr w:type="spellEnd"/>
-      <w:r>
-        <w:t xml:space="preserve"> </w:t>
-      </w:r>
-      <w:proofErr w:type="spellStart"/>
-      <w:r>
-        <w:t>termekek</w:t>
-      </w:r>
-      <w:proofErr w:type="spellEnd"/>
-      <w:r>
-        <w:t xml:space="preserve">) </w:t>
+        <w:t xml:space="preserve">  -weboldal javitasa (hibas termekek) </w:t>
       </w:r>
       <w:r>
         <w:rPr>
@@ -90,9 +64,13 @@
           <w:sz w:val="24"/>
           <w:szCs w:val="24"/>
         </w:rPr>
-        <w:t xml:space="preserve"> </w:t>
-      </w:r>
-      <w:proofErr w:type="spellStart"/>
+        <w:t xml:space="preserve"> Pz</w:t>
+      </w:r>
+    </w:p>
+    <w:p>
+      <w:r>
+        <w:t xml:space="preserve">- regisztracio  felulet kiepitese   </w:t>
+      </w:r>
       <w:r>
         <w:rPr>
           <w:b/>
@@ -100,37 +78,7 @@
           <w:sz w:val="24"/>
           <w:szCs w:val="24"/>
         </w:rPr>
-        <w:t>Pz</w:t>
-      </w:r>
-      <w:proofErr w:type="spellEnd"/>
-    </w:p>
-    <w:p>
-      <w:r>
-        <w:t xml:space="preserve">- </w:t>
-      </w:r>
-      <w:proofErr w:type="spellStart"/>
-      <w:r>
-        <w:t>regisztracio</w:t>
-      </w:r>
-      <w:proofErr w:type="spellEnd"/>
-      <w:r>
-        <w:t xml:space="preserve">  </w:t>
-      </w:r>
-      <w:proofErr w:type="spellStart"/>
-      <w:r>
-        <w:t>felulet</w:t>
-      </w:r>
-      <w:proofErr w:type="spellEnd"/>
-      <w:r>
-        <w:t xml:space="preserve"> </w:t>
-      </w:r>
-      <w:proofErr w:type="spellStart"/>
-      <w:r>
-        <w:t>kiepitese</w:t>
-      </w:r>
-      <w:proofErr w:type="spellEnd"/>
-      <w:r>
-        <w:t xml:space="preserve">   </w:t>
+        <w:t>Teljesítés: 2025.09.11</w:t>
       </w:r>
       <w:r>
         <w:rPr>
@@ -139,7 +87,12 @@
           <w:sz w:val="24"/>
           <w:szCs w:val="24"/>
         </w:rPr>
-        <w:t>Teljesítés: 2025.09.11</w:t>
+        <w:t xml:space="preserve">  Vcs</w:t>
+      </w:r>
+    </w:p>
+    <w:p>
+      <w:r>
+        <w:t xml:space="preserve">- kosar (megnyithato, torolheto,kosarba tetel, oldal fizetes gomb) kosar megnyitasa teljesen uj oldalon lesz     </w:t>
       </w:r>
       <w:r>
         <w:rPr>
@@ -148,9 +101,8 @@
           <w:sz w:val="24"/>
           <w:szCs w:val="24"/>
         </w:rPr>
-        <w:t xml:space="preserve">  </w:t>
-      </w:r>
-      <w:proofErr w:type="spellStart"/>
+        <w:t>Teljesítés: 2025.09.11</w:t>
+      </w:r>
       <w:r>
         <w:rPr>
           <w:b/>
@@ -158,82 +110,12 @@
           <w:sz w:val="24"/>
           <w:szCs w:val="24"/>
         </w:rPr>
-        <w:t>Vcs</w:t>
-      </w:r>
-      <w:proofErr w:type="spellEnd"/>
-    </w:p>
-    <w:p>
-      <w:r>
-        <w:t xml:space="preserve">- </w:t>
-      </w:r>
-      <w:proofErr w:type="spellStart"/>
-      <w:r>
-        <w:t>kosar</w:t>
-      </w:r>
-      <w:proofErr w:type="spellEnd"/>
-      <w:r>
-        <w:t xml:space="preserve"> (</w:t>
-      </w:r>
-      <w:proofErr w:type="spellStart"/>
-      <w:r>
-        <w:t>megnyithato</w:t>
-      </w:r>
-      <w:proofErr w:type="spellEnd"/>
-      <w:r>
-        <w:t>,</w:t>
-      </w:r>
-      <w:r>
-        <w:t xml:space="preserve"> </w:t>
-      </w:r>
-      <w:proofErr w:type="spellStart"/>
-      <w:proofErr w:type="gramStart"/>
-      <w:r>
-        <w:t>torolheto,kosarba</w:t>
-      </w:r>
-      <w:proofErr w:type="spellEnd"/>
-      <w:proofErr w:type="gramEnd"/>
-      <w:r>
-        <w:t xml:space="preserve"> </w:t>
-      </w:r>
-      <w:proofErr w:type="spellStart"/>
-      <w:r>
-        <w:t>tetel</w:t>
-      </w:r>
-      <w:proofErr w:type="spellEnd"/>
-      <w:r>
-        <w:t xml:space="preserve">, oldal </w:t>
-      </w:r>
-      <w:proofErr w:type="spellStart"/>
-      <w:r>
-        <w:t>fizetes</w:t>
-      </w:r>
-      <w:proofErr w:type="spellEnd"/>
-      <w:r>
-        <w:t xml:space="preserve"> gomb) </w:t>
-      </w:r>
-      <w:proofErr w:type="spellStart"/>
-      <w:r>
-        <w:t>kosar</w:t>
-      </w:r>
-      <w:proofErr w:type="spellEnd"/>
-      <w:r>
-        <w:t xml:space="preserve"> </w:t>
-      </w:r>
-      <w:proofErr w:type="spellStart"/>
-      <w:r>
-        <w:t>megnyitasa</w:t>
-      </w:r>
-      <w:proofErr w:type="spellEnd"/>
-      <w:r>
-        <w:t xml:space="preserve"> teljesen </w:t>
-      </w:r>
-      <w:proofErr w:type="spellStart"/>
-      <w:r>
-        <w:t>uj</w:t>
-      </w:r>
-      <w:proofErr w:type="spellEnd"/>
-      <w:r>
-        <w:t xml:space="preserve"> oldalon lesz     </w:t>
+        <w:t>Pz-Vcs</w:t>
+      </w:r>
+    </w:p>
+    <w:p>
+      <w:r>
+        <w:t xml:space="preserve">- szallitas adatai megadasa felulet letrehozasa (fizetes utan) </w:t>
       </w:r>
       <w:r>
         <w:rPr>
@@ -251,9 +133,14 @@
           <w:sz w:val="24"/>
           <w:szCs w:val="24"/>
         </w:rPr>
-        <w:t xml:space="preserve">-12  </w:t>
-      </w:r>
-      <w:proofErr w:type="spellStart"/>
+        <w:t xml:space="preserve"> Pz</w:t>
+      </w:r>
+    </w:p>
+    <w:p/>
+    <w:p>
+      <w:r>
+        <w:t xml:space="preserve">- megnezem gombra kesziteni egy feluletet uj oldalon amin csak a cipo és lapozhato jobb + meretet valasztani + merettablazas (termek leiras esetleg (KELL)) </w:t>
+      </w:r>
       <w:r>
         <w:rPr>
           <w:b/>
@@ -261,64 +148,7 @@
           <w:sz w:val="24"/>
           <w:szCs w:val="24"/>
         </w:rPr>
-        <w:t>Pz-Vcs</w:t>
-      </w:r>
-      <w:proofErr w:type="spellEnd"/>
-    </w:p>
-    <w:p>
-      <w:r>
-        <w:t xml:space="preserve">- </w:t>
-      </w:r>
-      <w:proofErr w:type="spellStart"/>
-      <w:r>
-        <w:t>szallitas</w:t>
-      </w:r>
-      <w:proofErr w:type="spellEnd"/>
-      <w:r>
-        <w:t xml:space="preserve"> adatai </w:t>
-      </w:r>
-      <w:proofErr w:type="spellStart"/>
-      <w:r>
-        <w:t>megadasa</w:t>
-      </w:r>
-      <w:proofErr w:type="spellEnd"/>
-      <w:r>
-        <w:t xml:space="preserve"> </w:t>
-      </w:r>
-      <w:proofErr w:type="spellStart"/>
-      <w:r>
-        <w:t>felulet</w:t>
-      </w:r>
-      <w:proofErr w:type="spellEnd"/>
-      <w:r>
-        <w:t xml:space="preserve"> </w:t>
-      </w:r>
-      <w:proofErr w:type="spellStart"/>
-      <w:r>
-        <w:t>letrehozasa</w:t>
-      </w:r>
-      <w:proofErr w:type="spellEnd"/>
-      <w:r>
-        <w:t xml:space="preserve"> (</w:t>
-      </w:r>
-      <w:proofErr w:type="spellStart"/>
-      <w:r>
-        <w:t>fizetes</w:t>
-      </w:r>
-      <w:proofErr w:type="spellEnd"/>
-      <w:r>
-        <w:t xml:space="preserve"> </w:t>
-      </w:r>
-      <w:proofErr w:type="spellStart"/>
-      <w:r>
-        <w:t>utan</w:t>
-      </w:r>
-      <w:proofErr w:type="spellEnd"/>
-      <w:r>
-        <w:t>)</w:t>
-      </w:r>
-      <w:r>
-        <w:t xml:space="preserve"> </w:t>
+        <w:t>Teljesítés: 2025.09.1</w:t>
       </w:r>
       <w:r>
         <w:rPr>
@@ -327,7 +157,12 @@
           <w:sz w:val="24"/>
           <w:szCs w:val="24"/>
         </w:rPr>
-        <w:t>Teljesítés: 2025.09.11</w:t>
+        <w:t>1 Pz</w:t>
+      </w:r>
+    </w:p>
+    <w:p>
+      <w:r>
+        <w:t xml:space="preserve">  hozzaadas a kosarhoz gomb letrehozasa (megnezembe) </w:t>
       </w:r>
       <w:r>
         <w:rPr>
@@ -336,7 +171,7 @@
           <w:sz w:val="24"/>
           <w:szCs w:val="24"/>
         </w:rPr>
-        <w:t>-12</w:t>
+        <w:t>Teljesítés: 2025.09.1</w:t>
       </w:r>
       <w:r>
         <w:rPr>
@@ -345,216 +180,13 @@
           <w:sz w:val="24"/>
           <w:szCs w:val="24"/>
         </w:rPr>
-        <w:t xml:space="preserve"> </w:t>
-      </w:r>
-      <w:proofErr w:type="spellStart"/>
-      <w:r>
-        <w:rPr>
-          <w:b/>
-          <w:bCs/>
-          <w:sz w:val="24"/>
-          <w:szCs w:val="24"/>
-        </w:rPr>
-        <w:t>Pz</w:t>
-      </w:r>
-      <w:proofErr w:type="spellEnd"/>
-    </w:p>
-    <w:p/>
-    <w:p>
-      <w:r>
-        <w:t xml:space="preserve">- </w:t>
-      </w:r>
-      <w:proofErr w:type="spellStart"/>
-      <w:r>
-        <w:t>megnezem</w:t>
-      </w:r>
-      <w:proofErr w:type="spellEnd"/>
-      <w:r>
-        <w:t xml:space="preserve"> gombra </w:t>
-      </w:r>
-      <w:proofErr w:type="spellStart"/>
-      <w:r>
-        <w:t>kesziteni</w:t>
-      </w:r>
-      <w:proofErr w:type="spellEnd"/>
-      <w:r>
-        <w:t xml:space="preserve"> egy </w:t>
-      </w:r>
-      <w:proofErr w:type="spellStart"/>
-      <w:r>
-        <w:t>feluletet</w:t>
-      </w:r>
-      <w:proofErr w:type="spellEnd"/>
-      <w:r>
-        <w:t xml:space="preserve"> </w:t>
-      </w:r>
-      <w:proofErr w:type="spellStart"/>
-      <w:r>
-        <w:t>uj</w:t>
-      </w:r>
-      <w:proofErr w:type="spellEnd"/>
-      <w:r>
-        <w:t xml:space="preserve"> </w:t>
-      </w:r>
-      <w:proofErr w:type="gramStart"/>
-      <w:r>
-        <w:t>oldalon</w:t>
-      </w:r>
-      <w:proofErr w:type="gramEnd"/>
-      <w:r>
-        <w:t xml:space="preserve"> amin csak a </w:t>
-      </w:r>
-      <w:proofErr w:type="spellStart"/>
-      <w:r>
-        <w:t>cipo</w:t>
-      </w:r>
-      <w:proofErr w:type="spellEnd"/>
-      <w:r>
-        <w:t xml:space="preserve"> és </w:t>
-      </w:r>
-      <w:proofErr w:type="spellStart"/>
-      <w:r>
-        <w:t>lapozhato</w:t>
-      </w:r>
-      <w:proofErr w:type="spellEnd"/>
-      <w:r>
-        <w:t xml:space="preserve"> jobb + </w:t>
-      </w:r>
-      <w:proofErr w:type="spellStart"/>
-      <w:r>
-        <w:t>meretet</w:t>
-      </w:r>
-      <w:proofErr w:type="spellEnd"/>
-      <w:r>
-        <w:t xml:space="preserve"> </w:t>
-      </w:r>
-      <w:proofErr w:type="spellStart"/>
-      <w:r>
-        <w:t>valasztani</w:t>
-      </w:r>
-      <w:proofErr w:type="spellEnd"/>
-      <w:r>
-        <w:t xml:space="preserve"> + </w:t>
-      </w:r>
-      <w:proofErr w:type="spellStart"/>
-      <w:r>
-        <w:t>merettablazas</w:t>
-      </w:r>
-      <w:proofErr w:type="spellEnd"/>
-      <w:r>
-        <w:t xml:space="preserve"> (termek </w:t>
-      </w:r>
-      <w:proofErr w:type="spellStart"/>
-      <w:r>
-        <w:t>leiras</w:t>
-      </w:r>
-      <w:proofErr w:type="spellEnd"/>
-      <w:r>
-        <w:t xml:space="preserve"> esetleg (KELL))</w:t>
-      </w:r>
-      <w:r>
-        <w:t xml:space="preserve"> </w:t>
-      </w:r>
-      <w:r>
-        <w:rPr>
-          <w:b/>
-          <w:bCs/>
-          <w:sz w:val="24"/>
-          <w:szCs w:val="24"/>
-        </w:rPr>
-        <w:t>Teljesítés: 2025.09.1</w:t>
-      </w:r>
-      <w:r>
-        <w:rPr>
-          <w:b/>
-          <w:bCs/>
-          <w:sz w:val="24"/>
-          <w:szCs w:val="24"/>
-        </w:rPr>
-        <w:t>2</w:t>
-      </w:r>
-    </w:p>
-    <w:p>
-      <w:r>
-        <w:t xml:space="preserve">  </w:t>
-      </w:r>
-      <w:proofErr w:type="spellStart"/>
-      <w:r>
-        <w:t>hozzaadas</w:t>
-      </w:r>
-      <w:proofErr w:type="spellEnd"/>
-      <w:r>
-        <w:t xml:space="preserve"> a </w:t>
-      </w:r>
-      <w:proofErr w:type="spellStart"/>
-      <w:r>
-        <w:t>kosarhoz</w:t>
-      </w:r>
-      <w:proofErr w:type="spellEnd"/>
-      <w:r>
-        <w:t xml:space="preserve"> gomb</w:t>
-      </w:r>
-      <w:r>
-        <w:t xml:space="preserve"> </w:t>
-      </w:r>
-      <w:proofErr w:type="spellStart"/>
-      <w:r>
-        <w:t>letrehozasa</w:t>
-      </w:r>
-      <w:proofErr w:type="spellEnd"/>
-      <w:r>
-        <w:t xml:space="preserve"> (</w:t>
-      </w:r>
-      <w:proofErr w:type="spellStart"/>
-      <w:r>
-        <w:t>megnezembe</w:t>
-      </w:r>
-      <w:proofErr w:type="spellEnd"/>
-      <w:r>
-        <w:t>)</w:t>
-      </w:r>
-      <w:r>
-        <w:t xml:space="preserve"> </w:t>
-      </w:r>
-      <w:r>
-        <w:rPr>
-          <w:b/>
-          <w:bCs/>
-          <w:sz w:val="24"/>
-          <w:szCs w:val="24"/>
-        </w:rPr>
-        <w:t>Teljesítés: 2025.09.1</w:t>
-      </w:r>
-      <w:r>
-        <w:rPr>
-          <w:b/>
-          <w:bCs/>
-          <w:sz w:val="24"/>
-          <w:szCs w:val="24"/>
-        </w:rPr>
-        <w:t>2</w:t>
-      </w:r>
-    </w:p>
-    <w:p/>
-    <w:p>
-      <w:r>
-        <w:t xml:space="preserve">  </w:t>
-      </w:r>
-      <w:proofErr w:type="spellStart"/>
-      <w:r>
-        <w:t>opcionalis</w:t>
-      </w:r>
-      <w:proofErr w:type="spellEnd"/>
-      <w:r>
-        <w:t xml:space="preserve">: kedvencek </w:t>
-      </w:r>
-      <w:proofErr w:type="spellStart"/>
-      <w:r>
-        <w:t>lehetosegek</w:t>
-      </w:r>
-      <w:proofErr w:type="spellEnd"/>
-      <w:r>
-        <w:t xml:space="preserve"> </w:t>
+        <w:t>1 Vcs</w:t>
+      </w:r>
+    </w:p>
+    <w:p/>
+    <w:p>
+      <w:r>
+        <w:t xml:space="preserve">  opcionalis: kedvencek lehetosegek </w:t>
       </w:r>
     </w:p>
     <w:p>
@@ -574,111 +206,70 @@
           <w:szCs w:val="40"/>
         </w:rPr>
       </w:pPr>
-      <w:proofErr w:type="spellStart"/>
       <w:r>
         <w:rPr>
           <w:rStyle w:val="Finomkiemels"/>
           <w:sz w:val="40"/>
           <w:szCs w:val="40"/>
         </w:rPr>
-        <w:t>adatbazis</w:t>
-      </w:r>
-      <w:proofErr w:type="spellEnd"/>
-      <w:r>
+        <w:t>adatbazis:</w:t>
+      </w:r>
+    </w:p>
+    <w:p>
+      <w:r>
+        <w:t>- regisztracio eltarolasa</w:t>
+      </w:r>
+    </w:p>
+    <w:p>
+      <w:r>
+        <w:t>- szallitas adatai (szallitasi azonosito)</w:t>
+      </w:r>
+    </w:p>
+    <w:p>
+      <w:r>
+        <w:t>- admin</w:t>
+      </w:r>
+    </w:p>
+    <w:p/>
+    <w:p/>
+    <w:p>
+      <w:pPr>
         <w:rPr>
           <w:rStyle w:val="Finomkiemels"/>
           <w:sz w:val="40"/>
           <w:szCs w:val="40"/>
         </w:rPr>
-        <w:t>:</w:t>
-      </w:r>
-    </w:p>
-    <w:p>
-      <w:r>
-        <w:t xml:space="preserve">- </w:t>
-      </w:r>
-      <w:proofErr w:type="spellStart"/>
-      <w:r>
-        <w:t>regisztracio</w:t>
-      </w:r>
-      <w:proofErr w:type="spellEnd"/>
-      <w:r>
-        <w:t xml:space="preserve"> </w:t>
-      </w:r>
-      <w:proofErr w:type="spellStart"/>
-      <w:r>
-        <w:t>eltarolasa</w:t>
-      </w:r>
-      <w:proofErr w:type="spellEnd"/>
-    </w:p>
-    <w:p>
-      <w:r>
-        <w:t xml:space="preserve">- </w:t>
-      </w:r>
-      <w:proofErr w:type="spellStart"/>
-      <w:r>
-        <w:t>szallitas</w:t>
-      </w:r>
-      <w:proofErr w:type="spellEnd"/>
-      <w:r>
-        <w:t xml:space="preserve"> adatai (</w:t>
-      </w:r>
-      <w:proofErr w:type="spellStart"/>
-      <w:r>
-        <w:t>szallitasi</w:t>
-      </w:r>
-      <w:proofErr w:type="spellEnd"/>
-      <w:r>
-        <w:t xml:space="preserve"> </w:t>
-      </w:r>
-      <w:proofErr w:type="spellStart"/>
-      <w:r>
-        <w:t>azonosito</w:t>
-      </w:r>
-      <w:proofErr w:type="spellEnd"/>
-      <w:r>
-        <w:t>)</w:t>
-      </w:r>
-    </w:p>
-    <w:p>
-      <w:r>
-        <w:t xml:space="preserve">- </w:t>
-      </w:r>
-      <w:proofErr w:type="spellStart"/>
-      <w:r>
-        <w:t>admin</w:t>
-      </w:r>
-      <w:proofErr w:type="spellEnd"/>
-    </w:p>
-    <w:p/>
-    <w:p/>
-    <w:p>
-      <w:pPr>
+      </w:pPr>
+      <w:r>
         <w:rPr>
           <w:rStyle w:val="Finomkiemels"/>
           <w:sz w:val="40"/>
           <w:szCs w:val="40"/>
         </w:rPr>
-      </w:pPr>
-      <w:proofErr w:type="spellStart"/>
-      <w:r>
-        <w:rPr>
-          <w:rStyle w:val="Finomkiemels"/>
+        <w:t>BackEnd:</w:t>
+      </w:r>
+    </w:p>
+    <w:p>
+      <w:pPr>
+        <w:rPr>
           <w:sz w:val="40"/>
           <w:szCs w:val="40"/>
         </w:rPr>
-        <w:t>BackEnd</w:t>
-      </w:r>
-      <w:proofErr w:type="spellEnd"/>
-      <w:r>
-        <w:rPr>
-          <w:rStyle w:val="Finomkiemels"/>
+      </w:pPr>
+      <w:r>
+        <w:rPr>
           <w:sz w:val="40"/>
           <w:szCs w:val="40"/>
         </w:rPr>
-        <w:t>:</w:t>
-      </w:r>
-    </w:p>
+        <w:t>-</w:t>
+      </w:r>
+    </w:p>
+    <w:p/>
+    <w:p/>
+    <w:p/>
+    <w:p/>
+    <w:p/>
+    <w:p/>
     <w:p>
       <w:pPr>
         <w:rPr>
@@ -691,55 +282,7 @@
           <w:sz w:val="40"/>
           <w:szCs w:val="40"/>
         </w:rPr>
-        <w:t>-</w:t>
-      </w:r>
-    </w:p>
-    <w:p/>
-    <w:p/>
-    <w:p/>
-    <w:p/>
-    <w:p/>
-    <w:p/>
-    <w:p>
-      <w:pPr>
-        <w:rPr>
-          <w:sz w:val="40"/>
-          <w:szCs w:val="40"/>
-        </w:rPr>
-      </w:pPr>
-      <w:proofErr w:type="spellStart"/>
-      <w:proofErr w:type="gramStart"/>
-      <w:r>
-        <w:rPr>
-          <w:sz w:val="40"/>
-          <w:szCs w:val="40"/>
-        </w:rPr>
-        <w:t>Git:vegig</w:t>
-      </w:r>
-      <w:proofErr w:type="spellEnd"/>
-      <w:proofErr w:type="gramEnd"/>
-      <w:r>
-        <w:rPr>
-          <w:sz w:val="40"/>
-          <w:szCs w:val="40"/>
-        </w:rPr>
-        <w:t xml:space="preserve"> ezt kell </w:t>
-      </w:r>
-      <w:proofErr w:type="spellStart"/>
-      <w:r>
-        <w:rPr>
-          <w:sz w:val="40"/>
-          <w:szCs w:val="40"/>
-        </w:rPr>
-        <w:t>hasznalni</w:t>
-      </w:r>
-      <w:proofErr w:type="spellEnd"/>
-      <w:r>
-        <w:rPr>
-          <w:sz w:val="40"/>
-          <w:szCs w:val="40"/>
-        </w:rPr>
-        <w:t xml:space="preserve"> </w:t>
+        <w:t xml:space="preserve">Git:vegig ezt kell hasznalni </w:t>
       </w:r>
     </w:p>
     <w:p/>
